--- a/6-过程管理/运行记录类文件/060210-连续性管理计划.docx
+++ b/6-过程管理/运行记录类文件/060210-连续性管理计划.docx
@@ -441,7 +441,17 @@
                 <w:vertAlign w:val="baseline"/>
                 <w:lang w:val="en-US" w:eastAsia="zh-CN"/>
               </w:rPr>
-              <w:t>编制时间</w:t>
+              <w:t>审核</w:t>
+            </w:r>
+            <w:bookmarkStart w:id="17" w:name="_GoBack"/>
+            <w:bookmarkEnd w:id="17"/>
+            <w:r>
+              <w:rPr>
+                <w:rFonts w:hint="eastAsia"/>
+                <w:vertAlign w:val="baseline"/>
+                <w:lang w:val="en-US" w:eastAsia="zh-CN"/>
+              </w:rPr>
+              <w:t>时间</w:t>
             </w:r>
             <w:r>
               <w:rPr>
@@ -1347,6 +1357,12 @@
             <w:insideH w:val="single" w:color="000000" w:sz="2" w:space="0"/>
             <w:insideV w:val="single" w:color="000000" w:sz="2" w:space="0"/>
           </w:tblBorders>
+          <w:tblCellMar>
+            <w:top w:w="0" w:type="dxa"/>
+            <w:left w:w="0" w:type="dxa"/>
+            <w:bottom w:w="0" w:type="dxa"/>
+            <w:right w:w="0" w:type="dxa"/>
+          </w:tblCellMar>
         </w:tblPrEx>
         <w:trPr>
           <w:trHeight w:val="557" w:hRule="atLeast"/>
@@ -1464,6 +1480,12 @@
             <w:insideH w:val="single" w:color="000000" w:sz="2" w:space="0"/>
             <w:insideV w:val="single" w:color="000000" w:sz="2" w:space="0"/>
           </w:tblBorders>
+          <w:tblCellMar>
+            <w:top w:w="0" w:type="dxa"/>
+            <w:left w:w="0" w:type="dxa"/>
+            <w:bottom w:w="0" w:type="dxa"/>
+            <w:right w:w="0" w:type="dxa"/>
+          </w:tblCellMar>
         </w:tblPrEx>
         <w:trPr>
           <w:trHeight w:val="556" w:hRule="atLeast"/>
@@ -2999,8 +3021,6 @@
         <w:t>岗位职责</w:t>
       </w:r>
       <w:bookmarkEnd w:id="5"/>
-      <w:bookmarkStart w:id="17" w:name="_GoBack"/>
-      <w:bookmarkEnd w:id="17"/>
     </w:p>
     <w:p>
       <w:pPr>
@@ -3209,7 +3229,6 @@
             <w:insideH w:val="none" w:color="auto" w:sz="0" w:space="0"/>
             <w:insideV w:val="none" w:color="auto" w:sz="0" w:space="0"/>
           </w:tblBorders>
-          <w:shd w:val="clear" w:color="auto" w:fill="auto"/>
           <w:tblCellMar>
             <w:top w:w="15" w:type="dxa"/>
             <w:left w:w="15" w:type="dxa"/>
@@ -3469,6 +3488,7 @@
             <w:insideH w:val="none" w:color="auto" w:sz="0" w:space="0"/>
             <w:insideV w:val="none" w:color="auto" w:sz="0" w:space="0"/>
           </w:tblBorders>
+          <w:shd w:val="clear" w:color="auto" w:fill="auto"/>
           <w:tblCellMar>
             <w:top w:w="15" w:type="dxa"/>
             <w:left w:w="15" w:type="dxa"/>
